--- a/public/2026/seq04/FICHE_S4-A02_Traces_5eme.docx
+++ b/public/2026/seq04/FICHE_S4-A02_Traces_5eme.docx
@@ -279,7 +279,7 @@
     </w:tbl>
     <w:p>
       <w:pPr>
-        <w:spacing w:after="60"/>
+        <w:spacing w:after="96"/>
       </w:pPr>
     </w:p>
     <w:tbl>
@@ -329,8 +329,8 @@
                 <w:bCs/>
                 <w:i w:val="false"/>
                 <w:iCs w:val="false"/>
-                <w:sz w:val="16"/>
-                <w:szCs w:val="16"/>
+                <w:sz w:val="24"/>
+                <w:szCs w:val="24"/>
               </w:rPr>
               <w:t xml:space="preserve">Nom : </w:t>
             </w:r>
@@ -341,10 +341,10 @@
                 <w:bCs w:val="false"/>
                 <w:i w:val="false"/>
                 <w:iCs w:val="false"/>
-                <w:sz w:val="16"/>
-                <w:szCs w:val="16"/>
-              </w:rPr>
-              <w:t xml:space="preserve">....................................</w:t>
+                <w:sz w:val="24"/>
+                <w:szCs w:val="24"/>
+              </w:rPr>
+              <w:t xml:space="preserve">...................</w:t>
             </w:r>
           </w:p>
         </w:tc>
@@ -376,8 +376,8 @@
                 <w:bCs/>
                 <w:i w:val="false"/>
                 <w:iCs w:val="false"/>
-                <w:sz w:val="16"/>
-                <w:szCs w:val="16"/>
+                <w:sz w:val="24"/>
+                <w:szCs w:val="24"/>
               </w:rPr>
               <w:t xml:space="preserve">Prénom : </w:t>
             </w:r>
@@ -388,10 +388,10 @@
                 <w:bCs w:val="false"/>
                 <w:i w:val="false"/>
                 <w:iCs w:val="false"/>
-                <w:sz w:val="16"/>
-                <w:szCs w:val="16"/>
-              </w:rPr>
-              <w:t xml:space="preserve">...............................</w:t>
+                <w:sz w:val="24"/>
+                <w:szCs w:val="24"/>
+              </w:rPr>
+              <w:t xml:space="preserve">................</w:t>
             </w:r>
           </w:p>
         </w:tc>
@@ -423,8 +423,8 @@
                 <w:bCs/>
                 <w:i w:val="false"/>
                 <w:iCs w:val="false"/>
-                <w:sz w:val="16"/>
-                <w:szCs w:val="16"/>
+                <w:sz w:val="24"/>
+                <w:szCs w:val="24"/>
               </w:rPr>
               <w:t xml:space="preserve">Classe : </w:t>
             </w:r>
@@ -435,10 +435,10 @@
                 <w:bCs w:val="false"/>
                 <w:i w:val="false"/>
                 <w:iCs w:val="false"/>
-                <w:sz w:val="16"/>
-                <w:szCs w:val="16"/>
-              </w:rPr>
-              <w:t xml:space="preserve">..........</w:t>
+                <w:sz w:val="24"/>
+                <w:szCs w:val="24"/>
+              </w:rPr>
+              <w:t xml:space="preserve">......</w:t>
             </w:r>
           </w:p>
         </w:tc>
@@ -470,8 +470,8 @@
                 <w:bCs/>
                 <w:i w:val="false"/>
                 <w:iCs w:val="false"/>
-                <w:sz w:val="16"/>
-                <w:szCs w:val="16"/>
+                <w:sz w:val="24"/>
+                <w:szCs w:val="24"/>
               </w:rPr>
               <w:t xml:space="preserve">Maison : </w:t>
             </w:r>
@@ -482,10 +482,10 @@
                 <w:bCs w:val="false"/>
                 <w:i w:val="false"/>
                 <w:iCs w:val="false"/>
-                <w:sz w:val="16"/>
-                <w:szCs w:val="16"/>
-              </w:rPr>
-              <w:t xml:space="preserve">................</w:t>
+                <w:sz w:val="24"/>
+                <w:szCs w:val="24"/>
+              </w:rPr>
+              <w:t xml:space="preserve">......</w:t>
             </w:r>
           </w:p>
         </w:tc>
@@ -493,7 +493,7 @@
     </w:tbl>
     <w:p>
       <w:pPr>
-        <w:spacing w:after="80"/>
+        <w:spacing w:after="128"/>
       </w:pPr>
     </w:p>
     <w:tbl>
@@ -542,8 +542,8 @@
                 <w:bCs/>
                 <w:i w:val="false"/>
                 <w:iCs w:val="false"/>
-                <w:sz w:val="24"/>
-                <w:szCs w:val="24"/>
+                <w:sz w:val="32"/>
+                <w:szCs w:val="32"/>
               </w:rPr>
               <w:t xml:space="preserve">MES TRACES NUMÉRIQUES</w:t>
             </w:r>
@@ -553,7 +553,7 @@
     </w:tbl>
     <w:p>
       <w:pPr>
-        <w:spacing w:after="80"/>
+        <w:spacing w:after="128"/>
       </w:pPr>
     </w:p>
     <w:tbl>
@@ -591,17 +591,17 @@
           </w:tcPr>
           <w:p>
             <w:pPr>
-              <w:spacing w:after="30"/>
-            </w:pPr>
-            <w:r>
-              <w:rPr>
-                <w:rFonts w:ascii="Arial" w:cs="Arial" w:eastAsia="Arial" w:hAnsi="Arial"/>
-                <w:b w:val="false"/>
-                <w:bCs w:val="false"/>
-                <w:i w:val="false"/>
-                <w:iCs w:val="false"/>
-                <w:sz w:val="18"/>
-                <w:szCs w:val="18"/>
+              <w:spacing w:after="48"/>
+            </w:pPr>
+            <w:r>
+              <w:rPr>
+                <w:rFonts w:ascii="Arial" w:cs="Arial" w:eastAsia="Arial" w:hAnsi="Arial"/>
+                <w:b w:val="false"/>
+                <w:bCs w:val="false"/>
+                <w:i w:val="false"/>
+                <w:iCs w:val="false"/>
+                <w:sz w:val="26"/>
+                <w:szCs w:val="26"/>
               </w:rPr>
               <w:t xml:space="preserve">Maëva poste une photo « juste pour les copines ». Trois jours plus tard, un inconnu la commente. Elle la supprime… mais une camarade lui montre une capture d'écran qui circule encore.</w:t>
             </w:r>
@@ -617,8 +617,8 @@
                 <w:bCs/>
                 <w:i/>
                 <w:iCs/>
-                <w:sz w:val="18"/>
-                <w:szCs w:val="18"/>
+                <w:sz w:val="26"/>
+                <w:szCs w:val="26"/>
               </w:rPr>
               <w:t xml:space="preserve">PROBLÉMATIQUE : Quelles traces est-ce que je laisse sur Internet, et qui peut les voir ?</w:t>
             </w:r>
@@ -628,7 +628,7 @@
     </w:tbl>
     <w:p>
       <w:pPr>
-        <w:spacing w:after="80"/>
+        <w:spacing w:after="128"/>
       </w:pPr>
     </w:p>
     <w:tbl>
@@ -676,8 +676,8 @@
                 <w:bCs/>
                 <w:i w:val="false"/>
                 <w:iCs w:val="false"/>
-                <w:sz w:val="20"/>
-                <w:szCs w:val="20"/>
+                <w:sz w:val="28"/>
+                <w:szCs w:val="28"/>
               </w:rPr>
               <w:t xml:space="preserve">PARTIE 1 — Traces volontaires, traces invisibles</w:t>
             </w:r>
@@ -687,12 +687,12 @@
     </w:tbl>
     <w:p>
       <w:pPr>
-        <w:spacing w:after="40"/>
+        <w:spacing w:after="64"/>
       </w:pPr>
     </w:p>
     <w:p>
       <w:pPr>
-        <w:spacing w:after="60"/>
+        <w:spacing w:after="96"/>
       </w:pPr>
       <w:r>
         <w:rPr>
@@ -701,8 +701,8 @@
           <w:bCs/>
           <w:i w:val="false"/>
           <w:iCs w:val="false"/>
-          <w:sz w:val="18"/>
-          <w:szCs w:val="18"/>
+          <w:sz w:val="26"/>
+          <w:szCs w:val="26"/>
         </w:rPr>
         <w:t xml:space="preserve">➤ </w:t>
       </w:r>
@@ -713,8 +713,8 @@
           <w:bCs w:val="false"/>
           <w:i w:val="false"/>
           <w:iCs w:val="false"/>
-          <w:sz w:val="18"/>
-          <w:szCs w:val="18"/>
+          <w:sz w:val="26"/>
+          <w:szCs w:val="26"/>
         </w:rPr>
         <w:t xml:space="preserve">Classe chaque trace dans la bonne colonne : photo postée — géolocalisation — commentaire — cookies — « j'aime » — historique de recherche.</w:t>
       </w:r>
@@ -765,8 +765,8 @@
                 <w:bCs/>
                 <w:i w:val="false"/>
                 <w:iCs w:val="false"/>
-                <w:sz w:val="16"/>
-                <w:szCs w:val="16"/>
+                <w:sz w:val="24"/>
+                <w:szCs w:val="24"/>
               </w:rPr>
               <w:t xml:space="preserve">Type de trace</w:t>
             </w:r>
@@ -801,8 +801,8 @@
                 <w:bCs/>
                 <w:i w:val="false"/>
                 <w:iCs w:val="false"/>
-                <w:sz w:val="16"/>
-                <w:szCs w:val="16"/>
+                <w:sz w:val="24"/>
+                <w:szCs w:val="24"/>
               </w:rPr>
               <w:t xml:space="preserve">Exemples</w:t>
             </w:r>
@@ -838,8 +838,8 @@
                 <w:bCs w:val="false"/>
                 <w:i w:val="false"/>
                 <w:iCs w:val="false"/>
-                <w:sz w:val="16"/>
-                <w:szCs w:val="16"/>
+                <w:sz w:val="24"/>
+                <w:szCs w:val="24"/>
               </w:rPr>
               <w:t xml:space="preserve">Traces VOLONTAIRES (je choisis de les laisser)</w:t>
             </w:r>
@@ -873,10 +873,10 @@
                 <w:bCs w:val="false"/>
                 <w:i w:val="false"/>
                 <w:iCs w:val="false"/>
-                <w:sz w:val="16"/>
-                <w:szCs w:val="16"/>
-              </w:rPr>
-              <w:t xml:space="preserve">..............................................................................................</w:t>
+                <w:sz w:val="24"/>
+                <w:szCs w:val="24"/>
+              </w:rPr>
+              <w:t xml:space="preserve">.............................................................</w:t>
             </w:r>
           </w:p>
         </w:tc>
@@ -910,8 +910,8 @@
                 <w:bCs w:val="false"/>
                 <w:i w:val="false"/>
                 <w:iCs w:val="false"/>
-                <w:sz w:val="16"/>
-                <w:szCs w:val="16"/>
+                <w:sz w:val="24"/>
+                <w:szCs w:val="24"/>
               </w:rPr>
               <w:t xml:space="preserve">Traces INVISIBLES (laissées sans que je m'en rende compte)</w:t>
             </w:r>
@@ -945,10 +945,10 @@
                 <w:bCs w:val="false"/>
                 <w:i w:val="false"/>
                 <w:iCs w:val="false"/>
-                <w:sz w:val="16"/>
-                <w:szCs w:val="16"/>
-              </w:rPr>
-              <w:t xml:space="preserve">..............................................................................................</w:t>
+                <w:sz w:val="24"/>
+                <w:szCs w:val="24"/>
+              </w:rPr>
+              <w:t xml:space="preserve">.............................................................</w:t>
             </w:r>
           </w:p>
         </w:tc>
@@ -956,7 +956,7 @@
     </w:tbl>
     <w:p>
       <w:pPr>
-        <w:spacing w:after="40" w:before="60"/>
+        <w:spacing w:after="64" w:before="60"/>
       </w:pPr>
       <w:r>
         <w:rPr>
@@ -965,10 +965,10 @@
           <w:bCs w:val="false"/>
           <w:i w:val="false"/>
           <w:iCs w:val="false"/>
-          <w:sz w:val="16"/>
-          <w:szCs w:val="16"/>
+          <w:sz w:val="24"/>
+          <w:szCs w:val="24"/>
         </w:rPr>
-        <w:t xml:space="preserve">1a. Laquelle de ces traces t'étonne le plus ? Pourquoi ? ..................................................................................</w:t>
+        <w:t xml:space="preserve">1a. Laquelle de ces traces t'étonne le plus ? Pourquoi ? .....................................................</w:t>
       </w:r>
     </w:p>
     <w:tbl>
@@ -1016,8 +1016,8 @@
                 <w:bCs/>
                 <w:i w:val="false"/>
                 <w:iCs w:val="false"/>
-                <w:sz w:val="20"/>
-                <w:szCs w:val="20"/>
+                <w:sz w:val="28"/>
+                <w:szCs w:val="28"/>
               </w:rPr>
               <w:t xml:space="preserve">PARTIE 2 — Le voyage d'une photo publiée  (document projeté)</w:t>
             </w:r>
@@ -1027,12 +1027,12 @@
     </w:tbl>
     <w:p>
       <w:pPr>
-        <w:spacing w:after="40"/>
+        <w:spacing w:after="64"/>
       </w:pPr>
     </w:p>
     <w:p>
       <w:pPr>
-        <w:spacing w:after="60"/>
+        <w:spacing w:after="96"/>
       </w:pPr>
       <w:r>
         <w:rPr>
@@ -1041,8 +1041,8 @@
           <w:bCs/>
           <w:i w:val="false"/>
           <w:iCs w:val="false"/>
-          <w:sz w:val="18"/>
-          <w:szCs w:val="18"/>
+          <w:sz w:val="26"/>
+          <w:szCs w:val="26"/>
         </w:rPr>
         <w:t xml:space="preserve">➤ </w:t>
       </w:r>
@@ -1053,15 +1053,15 @@
           <w:bCs w:val="false"/>
           <w:i w:val="false"/>
           <w:iCs w:val="false"/>
-          <w:sz w:val="18"/>
-          <w:szCs w:val="18"/>
+          <w:sz w:val="26"/>
+          <w:szCs w:val="26"/>
         </w:rPr>
         <w:t xml:space="preserve">Observe le schéma projeté du parcours d'une photo publiée, puis réponds.</w:t>
       </w:r>
     </w:p>
     <w:p>
       <w:pPr>
-        <w:spacing w:after="30"/>
+        <w:spacing w:after="48"/>
       </w:pPr>
       <w:r>
         <w:rPr>
@@ -1070,15 +1070,15 @@
           <w:bCs w:val="false"/>
           <w:i w:val="false"/>
           <w:iCs w:val="false"/>
-          <w:sz w:val="16"/>
-          <w:szCs w:val="16"/>
+          <w:sz w:val="24"/>
+          <w:szCs w:val="24"/>
         </w:rPr>
         <w:t xml:space="preserve">2a. Supprimer la photo de mon compte suffit-il à la faire disparaître d'Internet ? Justifie avec le schéma.</w:t>
       </w:r>
     </w:p>
     <w:p>
       <w:pPr>
-        <w:spacing w:after="60"/>
+        <w:spacing w:after="96"/>
       </w:pPr>
       <w:r>
         <w:rPr>
@@ -1087,15 +1087,15 @@
           <w:bCs w:val="false"/>
           <w:i w:val="false"/>
           <w:iCs w:val="false"/>
-          <w:sz w:val="16"/>
-          <w:szCs w:val="16"/>
+          <w:sz w:val="24"/>
+          <w:szCs w:val="24"/>
         </w:rPr>
-        <w:t xml:space="preserve">......................................................................................................................</w:t>
+        <w:t xml:space="preserve">.............................................................................</w:t>
       </w:r>
     </w:p>
     <w:p>
       <w:pPr>
-        <w:spacing w:after="60"/>
+        <w:spacing w:after="96"/>
       </w:pPr>
       <w:r>
         <w:rPr>
@@ -1104,15 +1104,15 @@
           <w:bCs w:val="false"/>
           <w:i w:val="false"/>
           <w:iCs w:val="false"/>
-          <w:sz w:val="16"/>
-          <w:szCs w:val="16"/>
+          <w:sz w:val="24"/>
+          <w:szCs w:val="24"/>
         </w:rPr>
-        <w:t xml:space="preserve">......................................................................................................................</w:t>
+        <w:t xml:space="preserve">.............................................................................</w:t>
       </w:r>
     </w:p>
     <w:p>
       <w:pPr>
-        <w:spacing w:after="50"/>
+        <w:spacing w:after="80"/>
       </w:pPr>
       <w:r>
         <w:rPr>
@@ -1121,10 +1121,10 @@
           <w:bCs w:val="false"/>
           <w:i w:val="false"/>
           <w:iCs w:val="false"/>
-          <w:sz w:val="16"/>
-          <w:szCs w:val="16"/>
+          <w:sz w:val="24"/>
+          <w:szCs w:val="24"/>
         </w:rPr>
-        <w:t xml:space="preserve">2b. Cite deux endroits où la photo peut continuer d'exister : ...................................................................</w:t>
+        <w:t xml:space="preserve">2b. Cite deux endroits où la photo peut continuer d'exister : ...........................................</w:t>
       </w:r>
     </w:p>
     <w:tbl>
@@ -1172,8 +1172,8 @@
                 <w:bCs/>
                 <w:i w:val="false"/>
                 <w:iCs w:val="false"/>
-                <w:sz w:val="20"/>
-                <w:szCs w:val="20"/>
+                <w:sz w:val="28"/>
+                <w:szCs w:val="28"/>
               </w:rPr>
               <w:t xml:space="preserve">PARTIE 3 — Je reprends la main  (séance en groupe)</w:t>
             </w:r>
@@ -1183,12 +1183,12 @@
     </w:tbl>
     <w:p>
       <w:pPr>
-        <w:spacing w:after="40"/>
+        <w:spacing w:after="64"/>
       </w:pPr>
     </w:p>
     <w:p>
       <w:pPr>
-        <w:spacing w:after="60"/>
+        <w:spacing w:after="96"/>
       </w:pPr>
       <w:r>
         <w:rPr>
@@ -1197,8 +1197,8 @@
           <w:bCs/>
           <w:i w:val="false"/>
           <w:iCs w:val="false"/>
-          <w:sz w:val="18"/>
-          <w:szCs w:val="18"/>
+          <w:sz w:val="26"/>
+          <w:szCs w:val="26"/>
         </w:rPr>
         <w:t xml:space="preserve">➤ </w:t>
       </w:r>
@@ -1209,8 +1209,8 @@
           <w:bCs w:val="false"/>
           <w:i w:val="false"/>
           <w:iCs w:val="false"/>
-          <w:sz w:val="18"/>
-          <w:szCs w:val="18"/>
+          <w:sz w:val="26"/>
+          <w:szCs w:val="26"/>
         </w:rPr>
         <w:t xml:space="preserve">Sur le compte d'entraînement projeté, choisis les bons réglages et justifie tes choix.</w:t>
       </w:r>
@@ -1261,8 +1261,8 @@
                 <w:bCs/>
                 <w:i w:val="false"/>
                 <w:iCs w:val="false"/>
-                <w:sz w:val="16"/>
-                <w:szCs w:val="16"/>
+                <w:sz w:val="24"/>
+                <w:szCs w:val="24"/>
               </w:rPr>
               <w:t xml:space="preserve">Réglage</w:t>
             </w:r>
@@ -1297,8 +1297,8 @@
                 <w:bCs/>
                 <w:i w:val="false"/>
                 <w:iCs w:val="false"/>
-                <w:sz w:val="16"/>
-                <w:szCs w:val="16"/>
+                <w:sz w:val="24"/>
+                <w:szCs w:val="24"/>
               </w:rPr>
               <w:t xml:space="preserve">Mon choix justifié</w:t>
             </w:r>
@@ -1334,8 +1334,8 @@
                 <w:bCs w:val="false"/>
                 <w:i w:val="false"/>
                 <w:iCs w:val="false"/>
-                <w:sz w:val="16"/>
-                <w:szCs w:val="16"/>
+                <w:sz w:val="24"/>
+                <w:szCs w:val="24"/>
               </w:rPr>
               <w:t xml:space="preserve">Qui peut voir mes photos ?</w:t>
             </w:r>
@@ -1369,10 +1369,10 @@
                 <w:bCs w:val="false"/>
                 <w:i w:val="false"/>
                 <w:iCs w:val="false"/>
-                <w:sz w:val="16"/>
-                <w:szCs w:val="16"/>
-              </w:rPr>
-              <w:t xml:space="preserve">☐ Tout le monde   ☐ Mes amis   ☐ Moi seul  — car .................................</w:t>
+                <w:sz w:val="24"/>
+                <w:szCs w:val="24"/>
+              </w:rPr>
+              <w:t xml:space="preserve">☐ Tout le monde   ☐ Mes amis   ☐ Moi seul  — car .................</w:t>
             </w:r>
           </w:p>
         </w:tc>
@@ -1406,8 +1406,8 @@
                 <w:bCs w:val="false"/>
                 <w:i w:val="false"/>
                 <w:iCs w:val="false"/>
-                <w:sz w:val="16"/>
-                <w:szCs w:val="16"/>
+                <w:sz w:val="24"/>
+                <w:szCs w:val="24"/>
               </w:rPr>
               <w:t xml:space="preserve">Géolocalisation des publications</w:t>
             </w:r>
@@ -1441,10 +1441,10 @@
                 <w:bCs w:val="false"/>
                 <w:i w:val="false"/>
                 <w:iCs w:val="false"/>
-                <w:sz w:val="16"/>
-                <w:szCs w:val="16"/>
-              </w:rPr>
-              <w:t xml:space="preserve">☐ Activée   ☐ Désactivée  — car .................................</w:t>
+                <w:sz w:val="24"/>
+                <w:szCs w:val="24"/>
+              </w:rPr>
+              <w:t xml:space="preserve">☐ Activée   ☐ Désactivée  — car .................</w:t>
             </w:r>
           </w:p>
         </w:tc>
@@ -1478,8 +1478,8 @@
                 <w:bCs w:val="false"/>
                 <w:i w:val="false"/>
                 <w:iCs w:val="false"/>
-                <w:sz w:val="16"/>
-                <w:szCs w:val="16"/>
+                <w:sz w:val="24"/>
+                <w:szCs w:val="24"/>
               </w:rPr>
               <w:t xml:space="preserve">Mon profil</w:t>
             </w:r>
@@ -1513,10 +1513,10 @@
                 <w:bCs w:val="false"/>
                 <w:i w:val="false"/>
                 <w:iCs w:val="false"/>
-                <w:sz w:val="16"/>
-                <w:szCs w:val="16"/>
-              </w:rPr>
-              <w:t xml:space="preserve">☐ Public   ☐ Privé  — car .................................</w:t>
+                <w:sz w:val="24"/>
+                <w:szCs w:val="24"/>
+              </w:rPr>
+              <w:t xml:space="preserve">☐ Public   ☐ Privé  — car .................</w:t>
             </w:r>
           </w:p>
         </w:tc>
@@ -1550,8 +1550,8 @@
                 <w:bCs w:val="false"/>
                 <w:i w:val="false"/>
                 <w:iCs w:val="false"/>
-                <w:sz w:val="16"/>
-                <w:szCs w:val="16"/>
+                <w:sz w:val="24"/>
+                <w:szCs w:val="24"/>
               </w:rPr>
               <w:t xml:space="preserve">Demande d'ami d'un inconnu</w:t>
             </w:r>
@@ -1585,10 +1585,10 @@
                 <w:bCs w:val="false"/>
                 <w:i w:val="false"/>
                 <w:iCs w:val="false"/>
-                <w:sz w:val="16"/>
-                <w:szCs w:val="16"/>
-              </w:rPr>
-              <w:t xml:space="preserve">☐ Accepter   ☐ Refuser/signaler  — car .................................</w:t>
+                <w:sz w:val="24"/>
+                <w:szCs w:val="24"/>
+              </w:rPr>
+              <w:t xml:space="preserve">☐ Accepter   ☐ Refuser/signaler  — car .................</w:t>
             </w:r>
           </w:p>
         </w:tc>
@@ -1596,7 +1596,7 @@
     </w:tbl>
     <w:p>
       <w:pPr>
-        <w:spacing w:after="50"/>
+        <w:spacing w:after="80"/>
       </w:pPr>
     </w:p>
     <w:tbl>
@@ -1635,7 +1635,7 @@
           </w:tcPr>
           <w:p>
             <w:pPr>
-              <w:spacing w:after="60"/>
+              <w:spacing w:after="96"/>
             </w:pPr>
             <w:r>
               <w:rPr>
@@ -1644,61 +1644,61 @@
                 <w:bCs/>
                 <w:i w:val="false"/>
                 <w:iCs w:val="false"/>
-                <w:sz w:val="20"/>
-                <w:szCs w:val="20"/>
+                <w:sz w:val="28"/>
+                <w:szCs w:val="28"/>
               </w:rPr>
               <w:t xml:space="preserve">BILAN — Ce que je retiens</w:t>
             </w:r>
           </w:p>
           <w:p>
             <w:pPr>
-              <w:spacing w:after="60"/>
-            </w:pPr>
-            <w:r>
-              <w:rPr>
-                <w:rFonts w:ascii="Arial" w:cs="Arial" w:eastAsia="Arial" w:hAnsi="Arial"/>
-                <w:b w:val="false"/>
-                <w:bCs w:val="false"/>
-                <w:i w:val="false"/>
-                <w:iCs w:val="false"/>
-                <w:sz w:val="18"/>
-                <w:szCs w:val="18"/>
-              </w:rPr>
-              <w:t xml:space="preserve">Sur Internet, une publication peut être ...................................... et continuer de circuler même après suppression.</w:t>
-            </w:r>
-          </w:p>
-          <w:p>
-            <w:pPr>
-              <w:spacing w:after="60"/>
-            </w:pPr>
-            <w:r>
-              <w:rPr>
-                <w:rFonts w:ascii="Arial" w:cs="Arial" w:eastAsia="Arial" w:hAnsi="Arial"/>
-                <w:b w:val="false"/>
-                <w:bCs w:val="false"/>
-                <w:i w:val="false"/>
-                <w:iCs w:val="false"/>
-                <w:sz w:val="18"/>
-                <w:szCs w:val="18"/>
-              </w:rPr>
-              <w:t xml:space="preserve">Certaines traces sont laissées sans que je le sache : cookies, ...................................... , historique.</w:t>
-            </w:r>
-          </w:p>
-          <w:p>
-            <w:pPr>
-              <w:spacing w:after="60"/>
-            </w:pPr>
-            <w:r>
-              <w:rPr>
-                <w:rFonts w:ascii="Arial" w:cs="Arial" w:eastAsia="Arial" w:hAnsi="Arial"/>
-                <w:b w:val="false"/>
-                <w:bCs w:val="false"/>
-                <w:i w:val="false"/>
-                <w:iCs w:val="false"/>
-                <w:sz w:val="18"/>
-                <w:szCs w:val="18"/>
-              </w:rPr>
-              <w:t xml:space="preserve">Avant de publier, je me demande : « suis-je d'accord pour que ...................................... voie ceci dans 10 ans ? »</w:t>
+              <w:spacing w:after="96"/>
+            </w:pPr>
+            <w:r>
+              <w:rPr>
+                <w:rFonts w:ascii="Arial" w:cs="Arial" w:eastAsia="Arial" w:hAnsi="Arial"/>
+                <w:b w:val="false"/>
+                <w:bCs w:val="false"/>
+                <w:i w:val="false"/>
+                <w:iCs w:val="false"/>
+                <w:sz w:val="26"/>
+                <w:szCs w:val="26"/>
+              </w:rPr>
+              <w:t xml:space="preserve">Sur Internet, une publication peut être ..................... et continuer de circuler même après suppression.</w:t>
+            </w:r>
+          </w:p>
+          <w:p>
+            <w:pPr>
+              <w:spacing w:after="96"/>
+            </w:pPr>
+            <w:r>
+              <w:rPr>
+                <w:rFonts w:ascii="Arial" w:cs="Arial" w:eastAsia="Arial" w:hAnsi="Arial"/>
+                <w:b w:val="false"/>
+                <w:bCs w:val="false"/>
+                <w:i w:val="false"/>
+                <w:iCs w:val="false"/>
+                <w:sz w:val="26"/>
+                <w:szCs w:val="26"/>
+              </w:rPr>
+              <w:t xml:space="preserve">Certaines traces sont laissées sans que je le sache : cookies, ..................... , historique.</w:t>
+            </w:r>
+          </w:p>
+          <w:p>
+            <w:pPr>
+              <w:spacing w:after="96"/>
+            </w:pPr>
+            <w:r>
+              <w:rPr>
+                <w:rFonts w:ascii="Arial" w:cs="Arial" w:eastAsia="Arial" w:hAnsi="Arial"/>
+                <w:b w:val="false"/>
+                <w:bCs w:val="false"/>
+                <w:i w:val="false"/>
+                <w:iCs w:val="false"/>
+                <w:sz w:val="26"/>
+                <w:szCs w:val="26"/>
+              </w:rPr>
+              <w:t xml:space="preserve">Avant de publier, je me demande : « suis-je d'accord pour que ..................... voie ceci dans 10 ans ? »</w:t>
             </w:r>
           </w:p>
         </w:tc>
@@ -1716,8 +1716,8 @@
           <w:bCs w:val="false"/>
           <w:i/>
           <w:iCs/>
-          <w:sz w:val="16"/>
-          <w:szCs w:val="16"/>
+          <w:sz w:val="24"/>
+          <w:szCs w:val="24"/>
         </w:rPr>
         <w:t xml:space="preserve">« Internet n'oublie presque jamais. »</w:t>
       </w:r>
@@ -1870,8 +1870,8 @@
     <w:rPrDefault>
       <w:rPr>
         <w:rFonts w:ascii="Arial" w:cs="Arial" w:eastAsia="Arial" w:hAnsi="Arial"/>
-        <w:sz w:val="18"/>
-        <w:szCs w:val="18"/>
+        <w:sz w:val="24"/>
+        <w:szCs w:val="24"/>
       </w:rPr>
     </w:rPrDefault>
     <w:pPrDefault/>

--- a/public/2026/seq04/FICHE_S4-A02_Traces_5eme.docx
+++ b/public/2026/seq04/FICHE_S4-A02_Traces_5eme.docx
@@ -21,6 +21,9 @@
         <w:gridCol w:w="1200"/>
       </w:tblGrid>
       <w:tr>
+        <w:trPr>
+          <w:cantSplit/>
+        </w:trPr>
         <w:tc>
           <w:tcPr>
             <w:tcW w:type="dxa" w:w="1266"/>
@@ -210,6 +213,32 @@
               <w:t xml:space="preserve">ACTIVITÉ N°02</w:t>
             </w:r>
           </w:p>
+          <w:p>
+            <w:pPr>
+              <w:spacing w:after="0"/>
+            </w:pPr>
+            <w:r>
+              <w:rPr>
+                <w:rFonts w:ascii="Arial" w:cs="Arial" w:eastAsia="Arial" w:hAnsi="Arial"/>
+                <w:sz w:val="14"/>
+                <w:szCs w:val="14"/>
+              </w:rPr>
+              <w:t xml:space="preserve">NOM : ..............................</w:t>
+            </w:r>
+          </w:p>
+          <w:p>
+            <w:pPr>
+              <w:spacing w:after="0"/>
+            </w:pPr>
+            <w:r>
+              <w:rPr>
+                <w:rFonts w:ascii="Arial" w:cs="Arial" w:eastAsia="Arial" w:hAnsi="Arial"/>
+                <w:sz w:val="14"/>
+                <w:szCs w:val="14"/>
+              </w:rPr>
+              <w:t xml:space="preserve">PRÉNOM : .........................</w:t>
+            </w:r>
+          </w:p>
         </w:tc>
         <w:tc>
           <w:tcPr>
@@ -295,21 +324,22 @@
         </w:tblBorders>
       </w:tblPr>
       <w:tblGrid>
-        <w:gridCol w:w="2840"/>
-        <w:gridCol w:w="2840"/>
-        <w:gridCol w:w="1640"/>
-        <w:gridCol w:w="2040"/>
+        <w:gridCol w:w="9360"/>
       </w:tblGrid>
       <w:tr>
-        <w:tc>
-          <w:tcPr>
-            <w:tcW w:type="dxa" w:w="2840"/>
-            <w:tcBorders>
-              <w:top w:val="single" w:color="000000" w:sz="6"/>
-              <w:left w:val="single" w:color="000000" w:sz="6"/>
-              <w:bottom w:val="single" w:color="000000" w:sz="6"/>
-              <w:right w:val="single" w:color="000000" w:sz="6"/>
-            </w:tcBorders>
+        <w:trPr>
+          <w:cantSplit/>
+        </w:trPr>
+        <w:tc>
+          <w:tcPr>
+            <w:tcW w:type="dxa" w:w="9360"/>
+            <w:tcBorders>
+              <w:top w:val="single" w:color="000000" w:sz="6"/>
+              <w:left w:val="single" w:color="000000" w:sz="6"/>
+              <w:bottom w:val="single" w:color="000000" w:sz="6"/>
+              <w:right w:val="single" w:color="000000" w:sz="6"/>
+            </w:tcBorders>
+            <w:shd w:fill="D9D9D9" w:val="clear"/>
             <w:tcMar>
               <w:top w:type="dxa" w:w="40"/>
               <w:left w:type="dxa" w:w="80"/>
@@ -320,7 +350,10 @@
           </w:tcPr>
           <w:p>
             <w:pPr>
-              <w:spacing w:after="0"/>
+              <w:keepNext/>
+              <w:keepLines/>
+              <w:spacing w:after="0"/>
+              <w:jc w:val="center"/>
             </w:pPr>
             <w:r>
               <w:rPr>
@@ -329,163 +362,10 @@
                 <w:bCs/>
                 <w:i w:val="false"/>
                 <w:iCs w:val="false"/>
-                <w:sz w:val="24"/>
-                <w:szCs w:val="24"/>
-              </w:rPr>
-              <w:t xml:space="preserve">Nom : </w:t>
-            </w:r>
-            <w:r>
-              <w:rPr>
-                <w:rFonts w:ascii="Arial" w:cs="Arial" w:eastAsia="Arial" w:hAnsi="Arial"/>
-                <w:b w:val="false"/>
-                <w:bCs w:val="false"/>
-                <w:i w:val="false"/>
-                <w:iCs w:val="false"/>
-                <w:sz w:val="24"/>
-                <w:szCs w:val="24"/>
-              </w:rPr>
-              <w:t xml:space="preserve">...................</w:t>
-            </w:r>
-          </w:p>
-        </w:tc>
-        <w:tc>
-          <w:tcPr>
-            <w:tcW w:type="dxa" w:w="2840"/>
-            <w:tcBorders>
-              <w:top w:val="single" w:color="000000" w:sz="6"/>
-              <w:left w:val="single" w:color="000000" w:sz="6"/>
-              <w:bottom w:val="single" w:color="000000" w:sz="6"/>
-              <w:right w:val="single" w:color="000000" w:sz="6"/>
-            </w:tcBorders>
-            <w:tcMar>
-              <w:top w:type="dxa" w:w="40"/>
-              <w:left w:type="dxa" w:w="80"/>
-              <w:bottom w:type="dxa" w:w="40"/>
-              <w:right w:type="dxa" w:w="80"/>
-            </w:tcMar>
-            <w:vAlign w:val="center"/>
-          </w:tcPr>
-          <w:p>
-            <w:pPr>
-              <w:spacing w:after="0"/>
-            </w:pPr>
-            <w:r>
-              <w:rPr>
-                <w:rFonts w:ascii="Arial" w:cs="Arial" w:eastAsia="Arial" w:hAnsi="Arial"/>
-                <w:b/>
-                <w:bCs/>
-                <w:i w:val="false"/>
-                <w:iCs w:val="false"/>
-                <w:sz w:val="24"/>
-                <w:szCs w:val="24"/>
-              </w:rPr>
-              <w:t xml:space="preserve">Prénom : </w:t>
-            </w:r>
-            <w:r>
-              <w:rPr>
-                <w:rFonts w:ascii="Arial" w:cs="Arial" w:eastAsia="Arial" w:hAnsi="Arial"/>
-                <w:b w:val="false"/>
-                <w:bCs w:val="false"/>
-                <w:i w:val="false"/>
-                <w:iCs w:val="false"/>
-                <w:sz w:val="24"/>
-                <w:szCs w:val="24"/>
-              </w:rPr>
-              <w:t xml:space="preserve">................</w:t>
-            </w:r>
-          </w:p>
-        </w:tc>
-        <w:tc>
-          <w:tcPr>
-            <w:tcW w:type="dxa" w:w="1640"/>
-            <w:tcBorders>
-              <w:top w:val="single" w:color="000000" w:sz="6"/>
-              <w:left w:val="single" w:color="000000" w:sz="6"/>
-              <w:bottom w:val="single" w:color="000000" w:sz="6"/>
-              <w:right w:val="single" w:color="000000" w:sz="6"/>
-            </w:tcBorders>
-            <w:tcMar>
-              <w:top w:type="dxa" w:w="40"/>
-              <w:left w:type="dxa" w:w="80"/>
-              <w:bottom w:type="dxa" w:w="40"/>
-              <w:right w:type="dxa" w:w="80"/>
-            </w:tcMar>
-            <w:vAlign w:val="center"/>
-          </w:tcPr>
-          <w:p>
-            <w:pPr>
-              <w:spacing w:after="0"/>
-            </w:pPr>
-            <w:r>
-              <w:rPr>
-                <w:rFonts w:ascii="Arial" w:cs="Arial" w:eastAsia="Arial" w:hAnsi="Arial"/>
-                <w:b/>
-                <w:bCs/>
-                <w:i w:val="false"/>
-                <w:iCs w:val="false"/>
-                <w:sz w:val="24"/>
-                <w:szCs w:val="24"/>
-              </w:rPr>
-              <w:t xml:space="preserve">Classe : </w:t>
-            </w:r>
-            <w:r>
-              <w:rPr>
-                <w:rFonts w:ascii="Arial" w:cs="Arial" w:eastAsia="Arial" w:hAnsi="Arial"/>
-                <w:b w:val="false"/>
-                <w:bCs w:val="false"/>
-                <w:i w:val="false"/>
-                <w:iCs w:val="false"/>
-                <w:sz w:val="24"/>
-                <w:szCs w:val="24"/>
-              </w:rPr>
-              <w:t xml:space="preserve">......</w:t>
-            </w:r>
-          </w:p>
-        </w:tc>
-        <w:tc>
-          <w:tcPr>
-            <w:tcW w:type="dxa" w:w="2040"/>
-            <w:tcBorders>
-              <w:top w:val="single" w:color="000000" w:sz="6"/>
-              <w:left w:val="single" w:color="000000" w:sz="6"/>
-              <w:bottom w:val="single" w:color="000000" w:sz="6"/>
-              <w:right w:val="single" w:color="000000" w:sz="6"/>
-            </w:tcBorders>
-            <w:tcMar>
-              <w:top w:type="dxa" w:w="40"/>
-              <w:left w:type="dxa" w:w="80"/>
-              <w:bottom w:type="dxa" w:w="40"/>
-              <w:right w:type="dxa" w:w="80"/>
-            </w:tcMar>
-            <w:vAlign w:val="center"/>
-          </w:tcPr>
-          <w:p>
-            <w:pPr>
-              <w:spacing w:after="0"/>
-            </w:pPr>
-            <w:r>
-              <w:rPr>
-                <w:rFonts w:ascii="Arial" w:cs="Arial" w:eastAsia="Arial" w:hAnsi="Arial"/>
-                <w:b/>
-                <w:bCs/>
-                <w:i w:val="false"/>
-                <w:iCs w:val="false"/>
-                <w:sz w:val="24"/>
-                <w:szCs w:val="24"/>
-              </w:rPr>
-              <w:t xml:space="preserve">Maison : </w:t>
-            </w:r>
-            <w:r>
-              <w:rPr>
-                <w:rFonts w:ascii="Arial" w:cs="Arial" w:eastAsia="Arial" w:hAnsi="Arial"/>
-                <w:b w:val="false"/>
-                <w:bCs w:val="false"/>
-                <w:i w:val="false"/>
-                <w:iCs w:val="false"/>
-                <w:sz w:val="24"/>
-                <w:szCs w:val="24"/>
-              </w:rPr>
-              <w:t xml:space="preserve">......</w:t>
+                <w:sz w:val="32"/>
+                <w:szCs w:val="32"/>
+              </w:rPr>
+              <w:t xml:space="preserve">MES TRACES NUMÉRIQUES</w:t>
             </w:r>
           </w:p>
         </w:tc>
@@ -493,6 +373,8 @@
     </w:tbl>
     <w:p>
       <w:pPr>
+        <w:keepNext/>
+        <w:keepLines/>
         <w:spacing w:after="128"/>
       </w:pPr>
     </w:p>
@@ -512,66 +394,9 @@
         <w:gridCol w:w="9360"/>
       </w:tblGrid>
       <w:tr>
-        <w:tc>
-          <w:tcPr>
-            <w:tcW w:type="dxa" w:w="9360"/>
-            <w:tcBorders>
-              <w:top w:val="single" w:color="000000" w:sz="6"/>
-              <w:left w:val="single" w:color="000000" w:sz="6"/>
-              <w:bottom w:val="single" w:color="000000" w:sz="6"/>
-              <w:right w:val="single" w:color="000000" w:sz="6"/>
-            </w:tcBorders>
-            <w:shd w:fill="D9D9D9" w:val="clear"/>
-            <w:tcMar>
-              <w:top w:type="dxa" w:w="40"/>
-              <w:left w:type="dxa" w:w="80"/>
-              <w:bottom w:type="dxa" w:w="40"/>
-              <w:right w:type="dxa" w:w="80"/>
-            </w:tcMar>
-            <w:vAlign w:val="center"/>
-          </w:tcPr>
-          <w:p>
-            <w:pPr>
-              <w:spacing w:after="0"/>
-              <w:jc w:val="center"/>
-            </w:pPr>
-            <w:r>
-              <w:rPr>
-                <w:rFonts w:ascii="Arial" w:cs="Arial" w:eastAsia="Arial" w:hAnsi="Arial"/>
-                <w:b/>
-                <w:bCs/>
-                <w:i w:val="false"/>
-                <w:iCs w:val="false"/>
-                <w:sz w:val="32"/>
-                <w:szCs w:val="32"/>
-              </w:rPr>
-              <w:t xml:space="preserve">MES TRACES NUMÉRIQUES</w:t>
-            </w:r>
-          </w:p>
-        </w:tc>
-      </w:tr>
-    </w:tbl>
-    <w:p>
-      <w:pPr>
-        <w:spacing w:after="128"/>
-      </w:pPr>
-    </w:p>
-    <w:tbl>
-      <w:tblPr>
-        <w:tblW w:type="dxa" w:w="9360"/>
-        <w:tblBorders>
-          <w:top w:val="single" w:color="auto" w:sz="4"/>
-          <w:left w:val="single" w:color="auto" w:sz="4"/>
-          <w:bottom w:val="single" w:color="auto" w:sz="4"/>
-          <w:right w:val="single" w:color="auto" w:sz="4"/>
-          <w:insideH w:val="single" w:color="auto" w:sz="4"/>
-          <w:insideV w:val="single" w:color="auto" w:sz="4"/>
-        </w:tblBorders>
-      </w:tblPr>
-      <w:tblGrid>
-        <w:gridCol w:w="9360"/>
-      </w:tblGrid>
-      <w:tr>
+        <w:trPr>
+          <w:cantSplit/>
+        </w:trPr>
         <w:tc>
           <w:tcPr>
             <w:tcW w:type="dxa" w:w="9360"/>
@@ -591,6 +416,8 @@
           </w:tcPr>
           <w:p>
             <w:pPr>
+              <w:keepNext/>
+              <w:keepLines/>
               <w:spacing w:after="48"/>
             </w:pPr>
             <w:r>
@@ -608,6 +435,8 @@
           </w:p>
           <w:p>
             <w:pPr>
+              <w:keepNext/>
+              <w:keepLines/>
               <w:spacing w:after="0"/>
             </w:pPr>
             <w:r>
@@ -628,70 +457,35 @@
     </w:tbl>
     <w:p>
       <w:pPr>
-        <w:spacing w:after="128"/>
-      </w:pPr>
-    </w:p>
-    <w:tbl>
-      <w:tblPr>
-        <w:tblW w:type="dxa" w:w="9360"/>
-        <w:tblBorders>
-          <w:top w:val="single" w:color="auto" w:sz="4"/>
-          <w:left w:val="single" w:color="auto" w:sz="4"/>
-          <w:bottom w:val="single" w:color="auto" w:sz="4"/>
-          <w:right w:val="single" w:color="auto" w:sz="4"/>
-          <w:insideH w:val="single" w:color="auto" w:sz="4"/>
-          <w:insideV w:val="single" w:color="auto" w:sz="4"/>
-        </w:tblBorders>
-      </w:tblPr>
-      <w:tblGrid>
-        <w:gridCol w:w="9360"/>
-      </w:tblGrid>
-      <w:tr>
-        <w:tc>
-          <w:tcPr>
-            <w:tcW w:type="dxa" w:w="9360"/>
-            <w:tcBorders>
-              <w:top w:val="single" w:color="000000" w:sz="6"/>
-              <w:left w:val="single" w:color="000000" w:sz="6"/>
-              <w:bottom w:val="single" w:color="000000" w:sz="6"/>
-              <w:right w:val="single" w:color="000000" w:sz="6"/>
-            </w:tcBorders>
-            <w:shd w:fill="D9D9D9" w:val="clear"/>
-            <w:tcMar>
-              <w:top w:type="dxa" w:w="40"/>
-              <w:left w:type="dxa" w:w="80"/>
-              <w:bottom w:type="dxa" w:w="40"/>
-              <w:right w:type="dxa" w:w="80"/>
-            </w:tcMar>
-            <w:vAlign w:val="center"/>
-          </w:tcPr>
-          <w:p>
-            <w:pPr>
-              <w:spacing w:after="0"/>
-            </w:pPr>
-            <w:r>
-              <w:rPr>
-                <w:rFonts w:ascii="Arial" w:cs="Arial" w:eastAsia="Arial" w:hAnsi="Arial"/>
-                <w:b/>
-                <w:bCs/>
-                <w:i w:val="false"/>
-                <w:iCs w:val="false"/>
-                <w:sz w:val="28"/>
-                <w:szCs w:val="28"/>
-              </w:rPr>
-              <w:t xml:space="preserve">PARTIE 1 — Traces volontaires, traces invisibles</w:t>
-            </w:r>
-          </w:p>
-        </w:tc>
-      </w:tr>
-    </w:tbl>
-    <w:p>
-      <w:pPr>
-        <w:spacing w:after="64"/>
-      </w:pPr>
+        <w:keepNext/>
+        <w:keepLines/>
+        <w:pBdr>
+          <w:top w:val="single" w:color="000000" w:sz="6" w:space="4"/>
+          <w:left w:val="single" w:color="000000" w:sz="6" w:space="4"/>
+          <w:bottom w:val="single" w:color="000000" w:sz="6" w:space="4"/>
+          <w:right w:val="single" w:color="000000" w:sz="6" w:space="4"/>
+        </w:pBdr>
+        <w:shd w:val="clear" w:color="auto" w:fill="D9D9D9"/>
+        <w:spacing w:before="150" w:after="130"/>
+        <w:ind w:left="0" w:right="1106"/>
+      </w:pPr>
+      <w:r>
+        <w:rPr>
+          <w:rFonts w:ascii="Arial" w:cs="Arial" w:eastAsia="Arial" w:hAnsi="Arial"/>
+          <w:b/>
+          <w:bCs/>
+          <w:i w:val="false"/>
+          <w:iCs w:val="false"/>
+          <w:sz w:val="28"/>
+          <w:szCs w:val="28"/>
+        </w:rPr>
+        <w:t xml:space="preserve">PARTIE 1 — Traces volontaires, traces invisibles</w:t>
+      </w:r>
     </w:p>
     <w:p>
       <w:pPr>
+        <w:keepNext/>
+        <w:keepLines/>
         <w:spacing w:after="96"/>
       </w:pPr>
       <w:r>
@@ -736,6 +530,9 @@
         <w:gridCol w:w="4660"/>
       </w:tblGrid>
       <w:tr>
+        <w:trPr>
+          <w:cantSplit/>
+        </w:trPr>
         <w:tc>
           <w:tcPr>
             <w:tcW w:type="dxa" w:w="4700"/>
@@ -756,6 +553,8 @@
           </w:tcPr>
           <w:p>
             <w:pPr>
+              <w:keepNext/>
+              <w:keepLines/>
               <w:spacing w:after="0"/>
             </w:pPr>
             <w:r>
@@ -792,6 +591,8 @@
           </w:tcPr>
           <w:p>
             <w:pPr>
+              <w:keepNext/>
+              <w:keepLines/>
               <w:spacing w:after="0"/>
             </w:pPr>
             <w:r>
@@ -810,6 +611,9 @@
         </w:tc>
       </w:tr>
       <w:tr>
+        <w:trPr>
+          <w:cantSplit/>
+        </w:trPr>
         <w:tc>
           <w:tcPr>
             <w:tcW w:type="dxa" w:w="4700"/>
@@ -829,6 +633,8 @@
           </w:tcPr>
           <w:p>
             <w:pPr>
+              <w:keepNext/>
+              <w:keepLines/>
               <w:spacing w:after="0"/>
             </w:pPr>
             <w:r>
@@ -864,6 +670,8 @@
           </w:tcPr>
           <w:p>
             <w:pPr>
+              <w:keepNext/>
+              <w:keepLines/>
               <w:spacing w:after="0"/>
             </w:pPr>
             <w:r>
@@ -882,6 +690,9 @@
         </w:tc>
       </w:tr>
       <w:tr>
+        <w:trPr>
+          <w:cantSplit/>
+        </w:trPr>
         <w:tc>
           <w:tcPr>
             <w:tcW w:type="dxa" w:w="4700"/>
@@ -971,67 +782,37 @@
         <w:t xml:space="preserve">1a. Laquelle de ces traces t'étonne le plus ? Pourquoi ? .....................................................</w:t>
       </w:r>
     </w:p>
-    <w:tbl>
-      <w:tblPr>
-        <w:tblW w:type="dxa" w:w="9360"/>
-        <w:tblBorders>
-          <w:top w:val="single" w:color="auto" w:sz="4"/>
-          <w:left w:val="single" w:color="auto" w:sz="4"/>
-          <w:bottom w:val="single" w:color="auto" w:sz="4"/>
-          <w:right w:val="single" w:color="auto" w:sz="4"/>
-          <w:insideH w:val="single" w:color="auto" w:sz="4"/>
-          <w:insideV w:val="single" w:color="auto" w:sz="4"/>
-        </w:tblBorders>
-      </w:tblPr>
-      <w:tblGrid>
-        <w:gridCol w:w="9360"/>
-      </w:tblGrid>
-      <w:tr>
-        <w:tc>
-          <w:tcPr>
-            <w:tcW w:type="dxa" w:w="9360"/>
-            <w:tcBorders>
-              <w:top w:val="single" w:color="000000" w:sz="6"/>
-              <w:left w:val="single" w:color="000000" w:sz="6"/>
-              <w:bottom w:val="single" w:color="000000" w:sz="6"/>
-              <w:right w:val="single" w:color="000000" w:sz="6"/>
-            </w:tcBorders>
-            <w:shd w:fill="D9D9D9" w:val="clear"/>
-            <w:tcMar>
-              <w:top w:type="dxa" w:w="40"/>
-              <w:left w:type="dxa" w:w="80"/>
-              <w:bottom w:type="dxa" w:w="40"/>
-              <w:right w:type="dxa" w:w="80"/>
-            </w:tcMar>
-            <w:vAlign w:val="center"/>
-          </w:tcPr>
-          <w:p>
-            <w:pPr>
-              <w:spacing w:after="0"/>
-            </w:pPr>
-            <w:r>
-              <w:rPr>
-                <w:rFonts w:ascii="Arial" w:cs="Arial" w:eastAsia="Arial" w:hAnsi="Arial"/>
-                <w:b/>
-                <w:bCs/>
-                <w:i w:val="false"/>
-                <w:iCs w:val="false"/>
-                <w:sz w:val="28"/>
-                <w:szCs w:val="28"/>
-              </w:rPr>
-              <w:t xml:space="preserve">PARTIE 2 — Le voyage d'une photo publiée  (document projeté)</w:t>
-            </w:r>
-          </w:p>
-        </w:tc>
-      </w:tr>
-    </w:tbl>
     <w:p>
       <w:pPr>
-        <w:spacing w:after="64"/>
-      </w:pPr>
+        <w:keepNext/>
+        <w:keepLines/>
+        <w:pBdr>
+          <w:top w:val="single" w:color="000000" w:sz="6" w:space="4"/>
+          <w:left w:val="single" w:color="000000" w:sz="6" w:space="4"/>
+          <w:bottom w:val="single" w:color="000000" w:sz="6" w:space="4"/>
+          <w:right w:val="single" w:color="000000" w:sz="6" w:space="4"/>
+        </w:pBdr>
+        <w:shd w:val="clear" w:color="auto" w:fill="D9D9D9"/>
+        <w:spacing w:before="150" w:after="130"/>
+        <w:ind w:left="0" w:right="1106"/>
+      </w:pPr>
+      <w:r>
+        <w:rPr>
+          <w:rFonts w:ascii="Arial" w:cs="Arial" w:eastAsia="Arial" w:hAnsi="Arial"/>
+          <w:b/>
+          <w:bCs/>
+          <w:i w:val="false"/>
+          <w:iCs w:val="false"/>
+          <w:sz w:val="28"/>
+          <w:szCs w:val="28"/>
+        </w:rPr>
+        <w:t xml:space="preserve">PARTIE 2 — Le voyage d'une photo publiée  (document projeté)</w:t>
+      </w:r>
     </w:p>
     <w:p>
       <w:pPr>
+        <w:keepNext/>
+        <w:keepLines/>
         <w:spacing w:after="96"/>
       </w:pPr>
       <w:r>
@@ -1127,67 +908,37 @@
         <w:t xml:space="preserve">2b. Cite deux endroits où la photo peut continuer d'exister : ...........................................</w:t>
       </w:r>
     </w:p>
-    <w:tbl>
-      <w:tblPr>
-        <w:tblW w:type="dxa" w:w="9360"/>
-        <w:tblBorders>
-          <w:top w:val="single" w:color="auto" w:sz="4"/>
-          <w:left w:val="single" w:color="auto" w:sz="4"/>
-          <w:bottom w:val="single" w:color="auto" w:sz="4"/>
-          <w:right w:val="single" w:color="auto" w:sz="4"/>
-          <w:insideH w:val="single" w:color="auto" w:sz="4"/>
-          <w:insideV w:val="single" w:color="auto" w:sz="4"/>
-        </w:tblBorders>
-      </w:tblPr>
-      <w:tblGrid>
-        <w:gridCol w:w="9360"/>
-      </w:tblGrid>
-      <w:tr>
-        <w:tc>
-          <w:tcPr>
-            <w:tcW w:type="dxa" w:w="9360"/>
-            <w:tcBorders>
-              <w:top w:val="single" w:color="000000" w:sz="6"/>
-              <w:left w:val="single" w:color="000000" w:sz="6"/>
-              <w:bottom w:val="single" w:color="000000" w:sz="6"/>
-              <w:right w:val="single" w:color="000000" w:sz="6"/>
-            </w:tcBorders>
-            <w:shd w:fill="D9D9D9" w:val="clear"/>
-            <w:tcMar>
-              <w:top w:type="dxa" w:w="40"/>
-              <w:left w:type="dxa" w:w="80"/>
-              <w:bottom w:type="dxa" w:w="40"/>
-              <w:right w:type="dxa" w:w="80"/>
-            </w:tcMar>
-            <w:vAlign w:val="center"/>
-          </w:tcPr>
-          <w:p>
-            <w:pPr>
-              <w:spacing w:after="0"/>
-            </w:pPr>
-            <w:r>
-              <w:rPr>
-                <w:rFonts w:ascii="Arial" w:cs="Arial" w:eastAsia="Arial" w:hAnsi="Arial"/>
-                <w:b/>
-                <w:bCs/>
-                <w:i w:val="false"/>
-                <w:iCs w:val="false"/>
-                <w:sz w:val="28"/>
-                <w:szCs w:val="28"/>
-              </w:rPr>
-              <w:t xml:space="preserve">PARTIE 3 — Je reprends la main  (séance en groupe)</w:t>
-            </w:r>
-          </w:p>
-        </w:tc>
-      </w:tr>
-    </w:tbl>
     <w:p>
       <w:pPr>
-        <w:spacing w:after="64"/>
-      </w:pPr>
+        <w:keepNext/>
+        <w:keepLines/>
+        <w:pBdr>
+          <w:top w:val="single" w:color="000000" w:sz="6" w:space="4"/>
+          <w:left w:val="single" w:color="000000" w:sz="6" w:space="4"/>
+          <w:bottom w:val="single" w:color="000000" w:sz="6" w:space="4"/>
+          <w:right w:val="single" w:color="000000" w:sz="6" w:space="4"/>
+        </w:pBdr>
+        <w:shd w:val="clear" w:color="auto" w:fill="D9D9D9"/>
+        <w:spacing w:before="150" w:after="130"/>
+        <w:ind w:left="0" w:right="1106"/>
+      </w:pPr>
+      <w:r>
+        <w:rPr>
+          <w:rFonts w:ascii="Arial" w:cs="Arial" w:eastAsia="Arial" w:hAnsi="Arial"/>
+          <w:b/>
+          <w:bCs/>
+          <w:i w:val="false"/>
+          <w:iCs w:val="false"/>
+          <w:sz w:val="28"/>
+          <w:szCs w:val="28"/>
+        </w:rPr>
+        <w:t xml:space="preserve">PARTIE 3 — Je reprends la main  (séance en groupe)</w:t>
+      </w:r>
     </w:p>
     <w:p>
       <w:pPr>
+        <w:keepNext/>
+        <w:keepLines/>
         <w:spacing w:after="96"/>
       </w:pPr>
       <w:r>
@@ -1232,6 +983,9 @@
         <w:gridCol w:w="5960"/>
       </w:tblGrid>
       <w:tr>
+        <w:trPr>
+          <w:cantSplit/>
+        </w:trPr>
         <w:tc>
           <w:tcPr>
             <w:tcW w:type="dxa" w:w="3400"/>
@@ -1252,6 +1006,8 @@
           </w:tcPr>
           <w:p>
             <w:pPr>
+              <w:keepNext/>
+              <w:keepLines/>
               <w:spacing w:after="0"/>
             </w:pPr>
             <w:r>
@@ -1288,6 +1044,8 @@
           </w:tcPr>
           <w:p>
             <w:pPr>
+              <w:keepNext/>
+              <w:keepLines/>
               <w:spacing w:after="0"/>
             </w:pPr>
             <w:r>
@@ -1306,6 +1064,9 @@
         </w:tc>
       </w:tr>
       <w:tr>
+        <w:trPr>
+          <w:cantSplit/>
+        </w:trPr>
         <w:tc>
           <w:tcPr>
             <w:tcW w:type="dxa" w:w="3400"/>
@@ -1325,6 +1086,8 @@
           </w:tcPr>
           <w:p>
             <w:pPr>
+              <w:keepNext/>
+              <w:keepLines/>
               <w:spacing w:after="0"/>
             </w:pPr>
             <w:r>
@@ -1360,6 +1123,8 @@
           </w:tcPr>
           <w:p>
             <w:pPr>
+              <w:keepNext/>
+              <w:keepLines/>
               <w:spacing w:after="0"/>
             </w:pPr>
             <w:r>
@@ -1378,6 +1143,9 @@
         </w:tc>
       </w:tr>
       <w:tr>
+        <w:trPr>
+          <w:cantSplit/>
+        </w:trPr>
         <w:tc>
           <w:tcPr>
             <w:tcW w:type="dxa" w:w="3400"/>
@@ -1397,6 +1165,8 @@
           </w:tcPr>
           <w:p>
             <w:pPr>
+              <w:keepNext/>
+              <w:keepLines/>
               <w:spacing w:after="0"/>
             </w:pPr>
             <w:r>
@@ -1432,6 +1202,8 @@
           </w:tcPr>
           <w:p>
             <w:pPr>
+              <w:keepNext/>
+              <w:keepLines/>
               <w:spacing w:after="0"/>
             </w:pPr>
             <w:r>
@@ -1450,6 +1222,9 @@
         </w:tc>
       </w:tr>
       <w:tr>
+        <w:trPr>
+          <w:cantSplit/>
+        </w:trPr>
         <w:tc>
           <w:tcPr>
             <w:tcW w:type="dxa" w:w="3400"/>
@@ -1469,6 +1244,8 @@
           </w:tcPr>
           <w:p>
             <w:pPr>
+              <w:keepNext/>
+              <w:keepLines/>
               <w:spacing w:after="0"/>
             </w:pPr>
             <w:r>
@@ -1504,6 +1281,8 @@
           </w:tcPr>
           <w:p>
             <w:pPr>
+              <w:keepNext/>
+              <w:keepLines/>
               <w:spacing w:after="0"/>
             </w:pPr>
             <w:r>
@@ -1522,6 +1301,9 @@
         </w:tc>
       </w:tr>
       <w:tr>
+        <w:trPr>
+          <w:cantSplit/>
+        </w:trPr>
         <w:tc>
           <w:tcPr>
             <w:tcW w:type="dxa" w:w="3400"/>
@@ -1615,6 +1397,9 @@
         <w:gridCol w:w="9360"/>
       </w:tblGrid>
       <w:tr>
+        <w:trPr>
+          <w:cantSplit/>
+        </w:trPr>
         <w:tc>
           <w:tcPr>
             <w:tcW w:type="dxa" w:w="9360"/>

--- a/public/2026/seq04/FICHE_S4-A02_Traces_5eme.docx
+++ b/public/2026/seq04/FICHE_S4-A02_Traces_5eme.docx
@@ -963,7 +963,26 @@
           <w:sz w:val="26"/>
           <w:szCs w:val="26"/>
         </w:rPr>
-        <w:t xml:space="preserve">Sur le compte d'entraînement projeté, choisis les bons réglages et justifie tes choix.</w:t>
+        <w:t xml:space="preserve">Sur le compte d'entraînement projeté, coche le réglage que tu choisis pour chaque ligne.</w:t>
+      </w:r>
+    </w:p>
+    <w:p>
+      <w:pPr>
+        <w:keepNext/>
+        <w:keepLines/>
+        <w:spacing w:after="96"/>
+      </w:pPr>
+      <w:r>
+        <w:rPr>
+          <w:rFonts w:ascii="Arial" w:cs="Arial" w:eastAsia="Arial" w:hAnsi="Arial"/>
+          <w:b w:val="false"/>
+          <w:bCs w:val="false"/>
+          <w:i/>
+          <w:iCs/>
+          <w:sz w:val="24"/>
+          <w:szCs w:val="24"/>
+        </w:rPr>
+        <w:t xml:space="preserve">➤ Complète ensuite : « Je choisis … parce que … ».</w:t>
       </w:r>
     </w:p>
     <w:tbl>

--- a/public/2026/seq04/FICHE_S4-A02_Traces_5eme.docx
+++ b/public/2026/seq04/FICHE_S4-A02_Traces_5eme.docx
@@ -211,32 +211,6 @@
                 <w:szCs w:val="15"/>
               </w:rPr>
               <w:t xml:space="preserve">ACTIVITÉ N°02</w:t>
-            </w:r>
-          </w:p>
-          <w:p>
-            <w:pPr>
-              <w:spacing w:after="0"/>
-            </w:pPr>
-            <w:r>
-              <w:rPr>
-                <w:rFonts w:ascii="Arial" w:cs="Arial" w:eastAsia="Arial" w:hAnsi="Arial"/>
-                <w:sz w:val="14"/>
-                <w:szCs w:val="14"/>
-              </w:rPr>
-              <w:t xml:space="preserve">NOM : ..............................</w:t>
-            </w:r>
-          </w:p>
-          <w:p>
-            <w:pPr>
-              <w:spacing w:after="0"/>
-            </w:pPr>
-            <w:r>
-              <w:rPr>
-                <w:rFonts w:ascii="Arial" w:cs="Arial" w:eastAsia="Arial" w:hAnsi="Arial"/>
-                <w:sz w:val="14"/>
-                <w:szCs w:val="14"/>
-              </w:rPr>
-              <w:t xml:space="preserve">PRÉNOM : .........................</w:t>
             </w:r>
           </w:p>
         </w:tc>

--- a/public/2026/seq04/FICHE_S4-A02_Traces_5eme.docx
+++ b/public/2026/seq04/FICHE_S4-A02_Traces_5eme.docx
@@ -646,7 +646,7 @@
             <w:pPr>
               <w:keepNext/>
               <w:keepLines/>
-              <w:spacing w:after="0"/>
+              <w:spacing w:after="230"/>
             </w:pPr>
             <w:r>
               <w:rPr>
@@ -658,7 +658,7 @@
                 <w:sz w:val="24"/>
                 <w:szCs w:val="24"/>
               </w:rPr>
-              <w:t xml:space="preserve">.............................................................</w:t>
+              <w:t xml:space="preserve">......................................................................................................................................................</w:t>
             </w:r>
           </w:p>
         </w:tc>
@@ -721,7 +721,7 @@
           </w:tcPr>
           <w:p>
             <w:pPr>
-              <w:spacing w:after="0"/>
+              <w:spacing w:after="230"/>
             </w:pPr>
             <w:r>
               <w:rPr>
@@ -733,7 +733,7 @@
                 <w:sz w:val="24"/>
                 <w:szCs w:val="24"/>
               </w:rPr>
-              <w:t xml:space="preserve">.............................................................</w:t>
+              <w:t xml:space="preserve">......................................................................................................................................................</w:t>
             </w:r>
           </w:p>
         </w:tc>
@@ -741,7 +741,7 @@
     </w:tbl>
     <w:p>
       <w:pPr>
-        <w:spacing w:after="64" w:before="60"/>
+        <w:spacing w:after="230" w:before="60"/>
       </w:pPr>
       <w:r>
         <w:rPr>
@@ -753,7 +753,7 @@
           <w:sz w:val="24"/>
           <w:szCs w:val="24"/>
         </w:rPr>
-        <w:t xml:space="preserve">1a. Laquelle de ces traces t'étonne le plus ? Pourquoi ? .....................................................</w:t>
+        <w:t xml:space="preserve">1a. Laquelle de ces traces t'étonne le plus ? Pourquoi ? .............................................................</w:t>
       </w:r>
     </w:p>
     <w:p>
@@ -833,7 +833,7 @@
     </w:p>
     <w:p>
       <w:pPr>
-        <w:spacing w:after="96"/>
+        <w:spacing w:after="230"/>
       </w:pPr>
       <w:r>
         <w:rPr>
@@ -845,12 +845,12 @@
           <w:sz w:val="24"/>
           <w:szCs w:val="24"/>
         </w:rPr>
-        <w:t xml:space="preserve">.............................................................................</w:t>
+        <w:t xml:space="preserve">......................................................................................................................................................</w:t>
       </w:r>
     </w:p>
     <w:p>
       <w:pPr>
-        <w:spacing w:after="96"/>
+        <w:spacing w:after="230"/>
       </w:pPr>
       <w:r>
         <w:rPr>
@@ -862,12 +862,12 @@
           <w:sz w:val="24"/>
           <w:szCs w:val="24"/>
         </w:rPr>
-        <w:t xml:space="preserve">.............................................................................</w:t>
+        <w:t xml:space="preserve">......................................................................................................................................................</w:t>
       </w:r>
     </w:p>
     <w:p>
       <w:pPr>
-        <w:spacing w:after="80"/>
+        <w:spacing w:after="230"/>
       </w:pPr>
       <w:r>
         <w:rPr>
@@ -879,7 +879,7 @@
           <w:sz w:val="24"/>
           <w:szCs w:val="24"/>
         </w:rPr>
-        <w:t xml:space="preserve">2b. Cite deux endroits où la photo peut continuer d'exister : ...........................................</w:t>
+        <w:t xml:space="preserve">2b. Cite deux endroits où la photo peut continuer d'exister : .......................................................</w:t>
       </w:r>
     </w:p>
     <w:p>
@@ -1118,7 +1118,7 @@
             <w:pPr>
               <w:keepNext/>
               <w:keepLines/>
-              <w:spacing w:after="0"/>
+              <w:spacing w:after="230"/>
             </w:pPr>
             <w:r>
               <w:rPr>
@@ -1130,7 +1130,7 @@
                 <w:sz w:val="24"/>
                 <w:szCs w:val="24"/>
               </w:rPr>
-              <w:t xml:space="preserve">☐ Tout le monde   ☐ Mes amis   ☐ Moi seul  — car .................</w:t>
+              <w:t xml:space="preserve">☐ Tout le monde   ☐ Mes amis   ☐ Moi seul  — car .....................................................................</w:t>
             </w:r>
           </w:p>
         </w:tc>
@@ -1197,7 +1197,7 @@
             <w:pPr>
               <w:keepNext/>
               <w:keepLines/>
-              <w:spacing w:after="0"/>
+              <w:spacing w:after="230"/>
             </w:pPr>
             <w:r>
               <w:rPr>
@@ -1209,7 +1209,7 @@
                 <w:sz w:val="24"/>
                 <w:szCs w:val="24"/>
               </w:rPr>
-              <w:t xml:space="preserve">☐ Activée   ☐ Désactivée  — car .................</w:t>
+              <w:t xml:space="preserve">☐ Activée   ☐ Désactivée  — car ..................................................................................................</w:t>
             </w:r>
           </w:p>
         </w:tc>
@@ -1276,7 +1276,7 @@
             <w:pPr>
               <w:keepNext/>
               <w:keepLines/>
-              <w:spacing w:after="0"/>
+              <w:spacing w:after="230"/>
             </w:pPr>
             <w:r>
               <w:rPr>
@@ -1288,7 +1288,7 @@
                 <w:sz w:val="24"/>
                 <w:szCs w:val="24"/>
               </w:rPr>
-              <w:t xml:space="preserve">☐ Public   ☐ Privé  — car .................</w:t>
+              <w:t xml:space="preserve">☐ Public   ☐ Privé  — car .............................................................................................................</w:t>
             </w:r>
           </w:p>
         </w:tc>
@@ -1351,7 +1351,7 @@
           </w:tcPr>
           <w:p>
             <w:pPr>
-              <w:spacing w:after="0"/>
+              <w:spacing w:after="230"/>
             </w:pPr>
             <w:r>
               <w:rPr>
@@ -1363,7 +1363,7 @@
                 <w:sz w:val="24"/>
                 <w:szCs w:val="24"/>
               </w:rPr>
-              <w:t xml:space="preserve">☐ Accepter   ☐ Refuser/signaler  — car .................</w:t>
+              <w:t xml:space="preserve">☐ Accepter   ☐ Refuser/signaler  — car .......................................................................................</w:t>
             </w:r>
           </w:p>
         </w:tc>

--- a/public/2026/seq04/FICHE_S4-A02_Traces_5eme.docx
+++ b/public/2026/seq04/FICHE_S4-A02_Traces_5eme.docx
@@ -348,6 +348,30 @@
     <w:p>
       <w:pPr>
         <w:keepNext/>
+        <w:spacing w:after="128"/>
+      </w:pPr>
+      <w:r>
+        <w:rPr>
+          <w:rFonts w:ascii="Arial" w:cs="Arial" w:eastAsia="Arial" w:hAnsi="Arial"/>
+          <w:sz w:val="24"/>
+          <w:szCs w:val="24"/>
+          <w:b/>
+          <w:bCs/>
+        </w:rPr>
+        <w:t xml:space="preserve">OBJECTIF — </w:t>
+      </w:r>
+      <w:r>
+        <w:rPr>
+          <w:rFonts w:ascii="Arial" w:cs="Arial" w:eastAsia="Arial" w:hAnsi="Arial"/>
+          <w:sz w:val="24"/>
+          <w:szCs w:val="24"/>
+        </w:rPr>
+        <w:t xml:space="preserve">Tu sauras distinguer les traces laissées exprès de celles laissées sans le savoir.</w:t>
+      </w:r>
+    </w:p>
+    <w:p>
+      <w:pPr>
+        <w:keepNext/>
         <w:keepLines/>
         <w:spacing w:after="128"/>
       </w:pPr>
@@ -658,7 +682,7 @@
                 <w:sz w:val="24"/>
                 <w:szCs w:val="24"/>
               </w:rPr>
-              <w:t xml:space="preserve">......................................................................................................................................................</w:t>
+              <w:t xml:space="preserve">...............................................................</w:t>
             </w:r>
           </w:p>
         </w:tc>
@@ -733,7 +757,7 @@
                 <w:sz w:val="24"/>
                 <w:szCs w:val="24"/>
               </w:rPr>
-              <w:t xml:space="preserve">......................................................................................................................................................</w:t>
+              <w:t xml:space="preserve">...............................................................</w:t>
             </w:r>
           </w:p>
         </w:tc>
@@ -1130,7 +1154,7 @@
                 <w:sz w:val="24"/>
                 <w:szCs w:val="24"/>
               </w:rPr>
-              <w:t xml:space="preserve">☐ Tout le monde   ☐ Mes amis   ☐ Moi seul  — car .....................................................................</w:t>
+              <w:t xml:space="preserve">☐ Tout le monde   ☐ Mes amis   ☐ Moi seul  — car ....</w:t>
             </w:r>
           </w:p>
         </w:tc>
@@ -1209,7 +1233,7 @@
                 <w:sz w:val="24"/>
                 <w:szCs w:val="24"/>
               </w:rPr>
-              <w:t xml:space="preserve">☐ Activée   ☐ Désactivée  — car ..................................................................................................</w:t>
+              <w:t xml:space="preserve">☐ Activée   ☐ Désactivée  — car ..............................</w:t>
             </w:r>
           </w:p>
         </w:tc>
@@ -1288,7 +1312,7 @@
                 <w:sz w:val="24"/>
                 <w:szCs w:val="24"/>
               </w:rPr>
-              <w:t xml:space="preserve">☐ Public   ☐ Privé  — car .............................................................................................................</w:t>
+              <w:t xml:space="preserve">☐ Public   ☐ Privé  — car .........................................</w:t>
             </w:r>
           </w:p>
         </w:tc>
@@ -1363,7 +1387,7 @@
                 <w:sz w:val="24"/>
                 <w:szCs w:val="24"/>
               </w:rPr>
-              <w:t xml:space="preserve">☐ Accepter   ☐ Refuser/signaler  — car .......................................................................................</w:t>
+              <w:t xml:space="preserve">☐ Accepter   ☐ Refuser/signaler  — car ...................</w:t>
             </w:r>
           </w:p>
         </w:tc>

--- a/public/2026/seq04/FICHE_S4-A02_Traces_5eme.docx
+++ b/public/2026/seq04/FICHE_S4-A02_Traces_5eme.docx
@@ -453,6 +453,35 @@
         </w:tc>
       </w:tr>
     </w:tbl>
+    <w:p>
+      <w:pPr>
+        <w:keepNext/>
+        <w:spacing w:before="96" w:after="60"/>
+      </w:pPr>
+      <w:r>
+        <w:rPr>
+          <w:rFonts w:ascii="Arial" w:cs="Arial" w:eastAsia="Arial" w:hAnsi="Arial"/>
+          <w:sz w:val="22"/>
+          <w:szCs w:val="22"/>
+          <w:i/>
+          <w:iCs/>
+        </w:rPr>
+        <w:t xml:space="preserve">D'APRÈS TOI ? Réponds AVANT de commencer, même sans être sûr. Ça ne se note pas.</w:t>
+      </w:r>
+    </w:p>
+    <w:p>
+      <w:pPr>
+        <w:spacing w:after="240"/>
+      </w:pPr>
+      <w:r>
+        <w:rPr>
+          <w:rFonts w:ascii="Arial" w:cs="Arial" w:eastAsia="Arial" w:hAnsi="Arial"/>
+          <w:sz w:val="24"/>
+          <w:szCs w:val="24"/>
+        </w:rPr>
+        <w:t xml:space="preserve">............................................................................................................................................</w:t>
+      </w:r>
+    </w:p>
     <w:p>
       <w:pPr>
         <w:keepNext/>

--- a/public/2026/seq04/FICHE_S4-A02_Traces_5eme.docx
+++ b/public/2026/seq04/FICHE_S4-A02_Traces_5eme.docx
@@ -480,6 +480,52 @@
           <w:szCs w:val="24"/>
         </w:rPr>
         <w:t xml:space="preserve">............................................................................................................................................</w:t>
+      </w:r>
+    </w:p>
+    <w:p>
+      <w:pPr>
+        <w:keepNext/>
+        <w:pBdr>
+          <w:top w:val="single" w:sz="6" w:space="2" w:color="D9D9D9"/>
+          <w:left w:val="single" w:sz="6" w:space="2" w:color="D9D9D9"/>
+          <w:bottom w:val="single" w:sz="6" w:space="2" w:color="D9D9D9"/>
+          <w:right w:val="single" w:sz="6" w:space="2" w:color="D9D9D9"/>
+        </w:pBdr>
+        <w:shd w:val="clear" w:color="auto" w:fill="F2F2F2"/>
+        <w:spacing w:before="80" w:after="120"/>
+        <w:ind w:left="60" w:right="60"/>
+      </w:pPr>
+      <w:r>
+        <w:rPr>
+          <w:rFonts w:ascii="Arial" w:cs="Arial" w:eastAsia="Arial" w:hAnsi="Arial"/>
+          <w:b/>
+          <w:bCs/>
+          <w:sz w:val="24"/>
+          <w:szCs w:val="24"/>
+        </w:rPr>
+        <w:t xml:space="preserve">RESSOURCE 1 — Internet Sans Crainte</w:t>
+      </w:r>
+      <w:r>
+        <w:rPr>
+          <w:rFonts w:ascii="Arial" w:cs="Arial" w:eastAsia="Arial" w:hAnsi="Arial"/>
+          <w:sz w:val="24"/>
+          <w:szCs w:val="24"/>
+        </w:rPr>
+        <w:t xml:space="preserve"> · Programme national · rien à installer</w:t>
+      </w:r>
+      <w:r>
+        <w:rPr>
+          <w:rFonts w:ascii="Arial" w:cs="Arial" w:eastAsia="Arial" w:hAnsi="Arial"/>
+        </w:rPr>
+        <w:br/>
+      </w:r>
+      <w:r>
+        <w:rPr>
+          <w:rFonts w:ascii="Arial" w:cs="Arial" w:eastAsia="Arial" w:hAnsi="Arial"/>
+          <w:sz w:val="22"/>
+          <w:szCs w:val="22"/>
+        </w:rPr>
+        <w:t xml:space="preserve">→ www.internetsanscrainte.fr</w:t>
       </w:r>
     </w:p>
     <w:p>
